--- a/ind/docx/29.content.docx
+++ b/ind/docx/29.content.docx
@@ -19,7 +19,7 @@
         <w:rPr>
           <w:lang w:val="id_ID" w:bidi="id_ID"/>
         </w:rPr>
-        <w:t>Resource: Tyndale Open Study Notes</w:t>
+        <w:t>Resource: Aquifer Open Study Notes</w:t>
       </w:r>
       <w:r>
         <w:rPr>
@@ -112,7 +112,7 @@
         <w:rPr>
           <w:lang w:val="id_ID" w:bidi="id_ID"/>
         </w:rPr>
-        <w:t>Tyndale Open Study Notes</w:t>
+        <w:t>Aquifer Open Study Notes</w:t>
       </w:r>
     </w:p>
     <w:p>

--- a/ind/docx/29.content.docx
+++ b/ind/docx/29.content.docx
@@ -442,36 +442,24 @@
         </w:rPr>
         <w:t xml:space="preserve">Umat Allah akan memceritakan kepada generasi mendatang tentang apa yang sedang terjadi agar keturunan mereka dapat memperoleh keuntungan dari apa yang telah mereka pelajari (bdk. </w:t>
       </w:r>
-      <w:hyperlink r:id="rId13">
-        <w:r>
-          <w:rPr>
-            <w:lang w:val="id_ID" w:bidi="id_ID"/>
-          </w:rPr>
-          <w:rPr>
-            <w:color w:val="0000EE"/>
-            <w:u w:val="single"/>
-          </w:rPr>
-          <w:t>Ul. 4:9</w:t>
-        </w:r>
-      </w:hyperlink>
+      <w:r>
+        <w:rPr>
+          <w:lang w:val="id_ID" w:bidi="id_ID"/>
+        </w:rPr>
+        <w:t>Ul. 4:9</w:t>
+      </w:r>
       <w:r>
         <w:rPr>
           <w:lang w:val="id_ID" w:bidi="id_ID"/>
         </w:rPr>
         <w:t xml:space="preserve">; </w:t>
       </w:r>
-      <w:hyperlink r:id="rId14">
-        <w:r>
-          <w:rPr>
-            <w:lang w:val="id_ID" w:bidi="id_ID"/>
-          </w:rPr>
-          <w:rPr>
-            <w:color w:val="0000EE"/>
-            <w:u w:val="single"/>
-          </w:rPr>
-          <w:t>6:20–25</w:t>
-        </w:r>
-      </w:hyperlink>
+      <w:r>
+        <w:rPr>
+          <w:lang w:val="id_ID" w:bidi="id_ID"/>
+        </w:rPr>
+        <w:t>6:20–25</w:t>
+      </w:r>
       <w:r>
         <w:rPr>
           <w:lang w:val="id_ID" w:bidi="id_ID"/>
@@ -744,36 +732,24 @@
         </w:rPr>
         <w:t xml:space="preserve">Wabah belalang mengancam penduduk Yehuda dengan kelaparan dan menghentikan pengorbanan hewan setiap hari yang rutin dilakukan serta persembahan gandum dan anggur di Bait Suci di Yerusalem (bdk. </w:t>
       </w:r>
-      <w:hyperlink r:id="rId15">
-        <w:r>
-          <w:rPr>
-            <w:lang w:val="id_ID" w:bidi="id_ID"/>
-          </w:rPr>
-          <w:rPr>
-            <w:color w:val="0000EE"/>
-            <w:u w:val="single"/>
-          </w:rPr>
-          <w:t>Kel. 29:38–41</w:t>
-        </w:r>
-      </w:hyperlink>
+      <w:r>
+        <w:rPr>
+          <w:lang w:val="id_ID" w:bidi="id_ID"/>
+        </w:rPr>
+        <w:t>Kel. 29:38–41</w:t>
+      </w:r>
       <w:r>
         <w:rPr>
           <w:lang w:val="id_ID" w:bidi="id_ID"/>
         </w:rPr>
         <w:t xml:space="preserve">; </w:t>
       </w:r>
-      <w:hyperlink r:id="rId16">
-        <w:r>
-          <w:rPr>
-            <w:lang w:val="id_ID" w:bidi="id_ID"/>
-          </w:rPr>
-          <w:rPr>
-            <w:color w:val="0000EE"/>
-            <w:u w:val="single"/>
-          </w:rPr>
-          <w:t>Bil. 28:2–8</w:t>
-        </w:r>
-      </w:hyperlink>
+      <w:r>
+        <w:rPr>
+          <w:lang w:val="id_ID" w:bidi="id_ID"/>
+        </w:rPr>
+        <w:t>Bil. 28:2–8</w:t>
+      </w:r>
       <w:r>
         <w:rPr>
           <w:lang w:val="id_ID" w:bidi="id_ID"/>
@@ -876,18 +852,12 @@
         </w:rPr>
         <w:t xml:space="preserve">Kekeringan telah memperparah kerusakan akibat wabah belalang; semuanya telah menjadi layu dan mengering (lihat juga </w:t>
       </w:r>
-      <w:hyperlink r:id="rId17">
-        <w:r>
-          <w:rPr>
-            <w:lang w:val="id_ID" w:bidi="id_ID"/>
-          </w:rPr>
-          <w:rPr>
-            <w:color w:val="0000EE"/>
-            <w:u w:val="single"/>
-          </w:rPr>
-          <w:t>Yoel 1:19–20</w:t>
-        </w:r>
-      </w:hyperlink>
+      <w:r>
+        <w:rPr>
+          <w:lang w:val="id_ID" w:bidi="id_ID"/>
+        </w:rPr>
+        <w:t>Yoel 1:19–20</w:t>
+      </w:r>
       <w:r>
         <w:rPr>
           <w:lang w:val="id_ID" w:bidi="id_ID"/>
@@ -942,30 +912,18 @@
         </w:rPr>
         <w:t xml:space="preserve">Para imam harus memimpin seluruh umat dalam upacara berkabung di depan umum di Bait Suci. Tindakan lahiriah mereka harus mencerminkan perubahan batin yang sungguh (lihat </w:t>
       </w:r>
-      <w:hyperlink r:id="rId17">
-        <w:r>
-          <w:rPr>
-            <w:lang w:val="id_ID" w:bidi="id_ID"/>
-          </w:rPr>
-          <w:rPr>
-            <w:color w:val="0000EE"/>
-            <w:u w:val="single"/>
-          </w:rPr>
-          <w:t xml:space="preserve">Yoel </w:t>
-        </w:r>
-      </w:hyperlink>
-      <w:hyperlink r:id="rId18">
-        <w:r>
-          <w:rPr>
-            <w:lang w:val="id_ID" w:bidi="id_ID"/>
-          </w:rPr>
-          <w:rPr>
-            <w:color w:val="0000EE"/>
-            <w:u w:val="single"/>
-          </w:rPr>
-          <w:t>2:13</w:t>
-        </w:r>
-      </w:hyperlink>
+      <w:r>
+        <w:rPr>
+          <w:lang w:val="id_ID" w:bidi="id_ID"/>
+        </w:rPr>
+        <w:t xml:space="preserve">Yoel </w:t>
+      </w:r>
+      <w:r>
+        <w:rPr>
+          <w:lang w:val="id_ID" w:bidi="id_ID"/>
+        </w:rPr>
+        <w:t>2:13</w:t>
+      </w:r>
       <w:r>
         <w:rPr>
           <w:lang w:val="id_ID" w:bidi="id_ID"/>
@@ -1020,18 +978,12 @@
         </w:rPr>
         <w:t>Wabah belalang bukan sekadar peristiwa alam, tetapi juga tanda bahwa hari Tuhan sudah dekat. Dimulai dengan Amos pada tahun 700-an SM (</w:t>
       </w:r>
-      <w:hyperlink r:id="rId19">
-        <w:r>
-          <w:rPr>
-            <w:lang w:val="id_ID" w:bidi="id_ID"/>
-          </w:rPr>
-          <w:rPr>
-            <w:color w:val="0000EE"/>
-            <w:u w:val="single"/>
-          </w:rPr>
-          <w:t>Amos 5:18</w:t>
-        </w:r>
-      </w:hyperlink>
+      <w:r>
+        <w:rPr>
+          <w:lang w:val="id_ID" w:bidi="id_ID"/>
+        </w:rPr>
+        <w:t>Amos 5:18</w:t>
+      </w:r>
       <w:r>
         <w:rPr>
           <w:lang w:val="id_ID" w:bidi="id_ID"/>
@@ -1295,90 +1247,60 @@
         </w:rPr>
         <w:t>Semua ciptaan menderita akibat dosa manusia (</w:t>
       </w:r>
-      <w:hyperlink r:id="rId20">
-        <w:r>
-          <w:rPr>
-            <w:lang w:val="id_ID" w:bidi="id_ID"/>
-          </w:rPr>
-          <w:rPr>
-            <w:color w:val="0000EE"/>
-            <w:u w:val="single"/>
-          </w:rPr>
-          <w:t>Kej. 3:17–18</w:t>
-        </w:r>
-      </w:hyperlink>
+      <w:r>
+        <w:rPr>
+          <w:lang w:val="id_ID" w:bidi="id_ID"/>
+        </w:rPr>
+        <w:t>Kej. 3:17–18</w:t>
+      </w:r>
       <w:r>
         <w:rPr>
           <w:lang w:val="id_ID" w:bidi="id_ID"/>
         </w:rPr>
         <w:t xml:space="preserve">; </w:t>
       </w:r>
-      <w:hyperlink r:id="rId21">
-        <w:r>
-          <w:rPr>
-            <w:lang w:val="id_ID" w:bidi="id_ID"/>
-          </w:rPr>
-          <w:rPr>
-            <w:color w:val="0000EE"/>
-            <w:u w:val="single"/>
-          </w:rPr>
-          <w:t>9:2</w:t>
-        </w:r>
-      </w:hyperlink>
+      <w:r>
+        <w:rPr>
+          <w:lang w:val="id_ID" w:bidi="id_ID"/>
+        </w:rPr>
+        <w:t>9:2</w:t>
+      </w:r>
       <w:r>
         <w:rPr>
           <w:lang w:val="id_ID" w:bidi="id_ID"/>
         </w:rPr>
         <w:t xml:space="preserve">; </w:t>
       </w:r>
-      <w:hyperlink r:id="rId22">
-        <w:r>
-          <w:rPr>
-            <w:lang w:val="id_ID" w:bidi="id_ID"/>
-          </w:rPr>
-          <w:rPr>
-            <w:color w:val="0000EE"/>
-            <w:u w:val="single"/>
-          </w:rPr>
-          <w:t>Rm. 8:20–21</w:t>
-        </w:r>
-      </w:hyperlink>
+      <w:r>
+        <w:rPr>
+          <w:lang w:val="id_ID" w:bidi="id_ID"/>
+        </w:rPr>
+        <w:t>Rm. 8:20–21</w:t>
+      </w:r>
       <w:r>
         <w:rPr>
           <w:lang w:val="id_ID" w:bidi="id_ID"/>
         </w:rPr>
         <w:t xml:space="preserve">)— bahkan binatang buas pun berseru kepada Allah. Kata Ibrani yang diterjemahkan sebagai "berseru" adalah kata yang sama digunakan dalam </w:t>
       </w:r>
-      <w:hyperlink r:id="rId23">
-        <w:r>
-          <w:rPr>
-            <w:lang w:val="id_ID" w:bidi="id_ID"/>
-          </w:rPr>
-          <w:rPr>
-            <w:color w:val="0000EE"/>
-            <w:u w:val="single"/>
-          </w:rPr>
-          <w:t>Mzm. 42:1</w:t>
-        </w:r>
-      </w:hyperlink>
+      <w:r>
+        <w:rPr>
+          <w:lang w:val="id_ID" w:bidi="id_ID"/>
+        </w:rPr>
+        <w:t>Mzm. 42:1</w:t>
+      </w:r>
       <w:r>
         <w:rPr>
           <w:lang w:val="id_ID" w:bidi="id_ID"/>
         </w:rPr>
         <w:t xml:space="preserve"> tentang rusa yang "merindukan" aliran air. Binatang-binatang, yang sangat membutuhkan makanan dan minuman, memberikan contoh bagaimana orang-orang Yehuda dan Yerusalem seharusnya mencari Tuhan mereka (bdk. </w:t>
       </w:r>
-      <w:hyperlink r:id="rId24">
-        <w:r>
-          <w:rPr>
-            <w:lang w:val="id_ID" w:bidi="id_ID"/>
-          </w:rPr>
-          <w:rPr>
-            <w:color w:val="0000EE"/>
-            <w:u w:val="single"/>
-          </w:rPr>
-          <w:t>Yes. 1:3</w:t>
-        </w:r>
-      </w:hyperlink>
+      <w:r>
+        <w:rPr>
+          <w:lang w:val="id_ID" w:bidi="id_ID"/>
+        </w:rPr>
+        <w:t>Yes. 1:3</w:t>
+      </w:r>
       <w:r>
         <w:rPr>
           <w:lang w:val="id_ID" w:bidi="id_ID"/>
@@ -1433,30 +1355,18 @@
         </w:rPr>
         <w:t xml:space="preserve">Di masa lampau, saat sebuah kota diserang, para penjaga di tembok kota akan membunyikan alarm dengan meniup terompet, yaitu alat musik tiup dari tanduk domba jantan yang disebut shofar (lihat juga </w:t>
       </w:r>
-      <w:hyperlink r:id="rId17">
-        <w:r>
-          <w:rPr>
-            <w:lang w:val="id_ID" w:bidi="id_ID"/>
-          </w:rPr>
-          <w:rPr>
-            <w:color w:val="0000EE"/>
-            <w:u w:val="single"/>
-          </w:rPr>
-          <w:t xml:space="preserve">Yoel </w:t>
-        </w:r>
-      </w:hyperlink>
-      <w:hyperlink r:id="rId25">
-        <w:r>
-          <w:rPr>
-            <w:lang w:val="id_ID" w:bidi="id_ID"/>
-          </w:rPr>
-          <w:rPr>
-            <w:color w:val="0000EE"/>
-            <w:u w:val="single"/>
-          </w:rPr>
-          <w:t>2:15</w:t>
-        </w:r>
-      </w:hyperlink>
+      <w:r>
+        <w:rPr>
+          <w:lang w:val="id_ID" w:bidi="id_ID"/>
+        </w:rPr>
+        <w:t xml:space="preserve">Yoel </w:t>
+      </w:r>
+      <w:r>
+        <w:rPr>
+          <w:lang w:val="id_ID" w:bidi="id_ID"/>
+        </w:rPr>
+        <w:t>2:15</w:t>
+      </w:r>
       <w:r>
         <w:rPr>
           <w:lang w:val="id_ID" w:bidi="id_ID"/>
@@ -1511,36 +1421,24 @@
         </w:rPr>
         <w:t xml:space="preserve">Beberapa orang menganggap bagian ini sebagai kisah kedua, catatan tentang wabah belalang yang dijelaskan dalam pasal </w:t>
       </w:r>
-      <w:hyperlink r:id="rId26">
-        <w:r>
-          <w:rPr>
-            <w:lang w:val="id_ID" w:bidi="id_ID"/>
-          </w:rPr>
-          <w:rPr>
-            <w:color w:val="0000EE"/>
-            <w:u w:val="single"/>
-          </w:rPr>
-          <w:t>1</w:t>
-        </w:r>
-      </w:hyperlink>
+      <w:r>
+        <w:rPr>
+          <w:lang w:val="id_ID" w:bidi="id_ID"/>
+        </w:rPr>
+        <w:t>1</w:t>
+      </w:r>
       <w:r>
         <w:rPr>
           <w:lang w:val="id_ID" w:bidi="id_ID"/>
         </w:rPr>
         <w:t xml:space="preserve">. Namun, dalam pasal </w:t>
       </w:r>
-      <w:hyperlink r:id="rId26">
-        <w:r>
-          <w:rPr>
-            <w:lang w:val="id_ID" w:bidi="id_ID"/>
-          </w:rPr>
-          <w:rPr>
-            <w:color w:val="0000EE"/>
-            <w:u w:val="single"/>
-          </w:rPr>
-          <w:t>1</w:t>
-        </w:r>
-      </w:hyperlink>
+      <w:r>
+        <w:rPr>
+          <w:lang w:val="id_ID" w:bidi="id_ID"/>
+        </w:rPr>
+        <w:t>1</w:t>
+      </w:r>
       <w:r>
         <w:rPr>
           <w:lang w:val="id_ID" w:bidi="id_ID"/>
@@ -1595,36 +1493,24 @@
         </w:rPr>
         <w:t>Beberapa pemimpin agama telah mengajarkan kepada penduduk Yerusalem dan Yehuda bahwa hari Tuhan akan menjadi waktu berkat bagi umat Allah. Sama seperti nabi Zefanya (</w:t>
       </w:r>
-      <w:hyperlink r:id="rId27">
-        <w:r>
-          <w:rPr>
-            <w:lang w:val="id_ID" w:bidi="id_ID"/>
-          </w:rPr>
-          <w:rPr>
-            <w:color w:val="0000EE"/>
-            <w:u w:val="single"/>
-          </w:rPr>
-          <w:t>Zef. 1:15</w:t>
-        </w:r>
-      </w:hyperlink>
+      <w:r>
+        <w:rPr>
+          <w:lang w:val="id_ID" w:bidi="id_ID"/>
+        </w:rPr>
+        <w:t>Zef. 1:15</w:t>
+      </w:r>
       <w:r>
         <w:rPr>
           <w:lang w:val="id_ID" w:bidi="id_ID"/>
         </w:rPr>
         <w:t xml:space="preserve">), Yoel menyatakan bahwa hari itu justru akan menjadi hari kegelapan dan kesuraman (lihat juga </w:t>
       </w:r>
-      <w:hyperlink r:id="rId28">
-        <w:r>
-          <w:rPr>
-            <w:lang w:val="id_ID" w:bidi="id_ID"/>
-          </w:rPr>
-          <w:rPr>
-            <w:color w:val="0000EE"/>
-            <w:u w:val="single"/>
-          </w:rPr>
-          <w:t>Amos 5:18–20</w:t>
-        </w:r>
-      </w:hyperlink>
+      <w:r>
+        <w:rPr>
+          <w:lang w:val="id_ID" w:bidi="id_ID"/>
+        </w:rPr>
+        <w:t>Amos 5:18–20</w:t>
+      </w:r>
       <w:r>
         <w:rPr>
           <w:lang w:val="id_ID" w:bidi="id_ID"/>
@@ -1692,36 +1578,24 @@
         </w:rPr>
         <w:t xml:space="preserve"> tetapi setelahnya, tanah itu hanya akan menjadi sunyi sepi selain dari kehancuran (kebalikan dari </w:t>
       </w:r>
-      <w:hyperlink r:id="rId29">
-        <w:r>
-          <w:rPr>
-            <w:lang w:val="id_ID" w:bidi="id_ID"/>
-          </w:rPr>
-          <w:rPr>
-            <w:color w:val="0000EE"/>
-            <w:u w:val="single"/>
-          </w:rPr>
-          <w:t>Yes. 51:3</w:t>
-        </w:r>
-      </w:hyperlink>
+      <w:r>
+        <w:rPr>
+          <w:lang w:val="id_ID" w:bidi="id_ID"/>
+        </w:rPr>
+        <w:t>Yes. 51:3</w:t>
+      </w:r>
       <w:r>
         <w:rPr>
           <w:lang w:val="id_ID" w:bidi="id_ID"/>
         </w:rPr>
         <w:t xml:space="preserve"> dan </w:t>
       </w:r>
-      <w:hyperlink r:id="rId30">
-        <w:r>
-          <w:rPr>
-            <w:lang w:val="id_ID" w:bidi="id_ID"/>
-          </w:rPr>
-          <w:rPr>
-            <w:color w:val="0000EE"/>
-            <w:u w:val="single"/>
-          </w:rPr>
-          <w:t>Yeh. 36:35</w:t>
-        </w:r>
-      </w:hyperlink>
+      <w:r>
+        <w:rPr>
+          <w:lang w:val="id_ID" w:bidi="id_ID"/>
+        </w:rPr>
+        <w:t>Yeh. 36:35</w:t>
+      </w:r>
       <w:r>
         <w:rPr>
           <w:lang w:val="id_ID" w:bidi="id_ID"/>
@@ -1776,18 +1650,12 @@
         </w:rPr>
         <w:t xml:space="preserve">Rupanya seperti kuda: Kemiripan antara belalang dan kuda (lihat juga </w:t>
       </w:r>
-      <w:hyperlink r:id="rId31">
-        <w:r>
-          <w:rPr>
-            <w:lang w:val="id_ID" w:bidi="id_ID"/>
-          </w:rPr>
-          <w:rPr>
-            <w:color w:val="0000EE"/>
-            <w:u w:val="single"/>
-          </w:rPr>
-          <w:t>Why. 9:7</w:t>
-        </w:r>
-      </w:hyperlink>
+      <w:r>
+        <w:rPr>
+          <w:lang w:val="id_ID" w:bidi="id_ID"/>
+        </w:rPr>
+        <w:t>Why. 9:7</w:t>
+      </w:r>
       <w:r>
         <w:rPr>
           <w:lang w:val="id_ID" w:bidi="id_ID"/>
@@ -1842,30 +1710,18 @@
         </w:rPr>
         <w:t xml:space="preserve">Ketakutan mencengkeram semua orang: Mengantisipasi adanya invasi mempersiapkan umat untuk panggilan pertobatan dalam </w:t>
       </w:r>
-      <w:hyperlink r:id="rId17">
-        <w:r>
-          <w:rPr>
-            <w:lang w:val="id_ID" w:bidi="id_ID"/>
-          </w:rPr>
-          <w:rPr>
-            <w:color w:val="0000EE"/>
-            <w:u w:val="single"/>
-          </w:rPr>
-          <w:t xml:space="preserve">Yoel </w:t>
-        </w:r>
-      </w:hyperlink>
-      <w:hyperlink r:id="rId32">
-        <w:r>
-          <w:rPr>
-            <w:lang w:val="id_ID" w:bidi="id_ID"/>
-          </w:rPr>
-          <w:rPr>
-            <w:color w:val="0000EE"/>
-            <w:u w:val="single"/>
-          </w:rPr>
-          <w:t>2:12–14</w:t>
-        </w:r>
-      </w:hyperlink>
+      <w:r>
+        <w:rPr>
+          <w:lang w:val="id_ID" w:bidi="id_ID"/>
+        </w:rPr>
+        <w:t xml:space="preserve">Yoel </w:t>
+      </w:r>
+      <w:r>
+        <w:rPr>
+          <w:lang w:val="id_ID" w:bidi="id_ID"/>
+        </w:rPr>
+        <w:t>2:12–14</w:t>
+      </w:r>
       <w:r>
         <w:rPr>
           <w:lang w:val="id_ID" w:bidi="id_ID"/>
@@ -1981,72 +1837,48 @@
         </w:rPr>
         <w:t xml:space="preserve">, yaitu penampakan Allah (lihat </w:t>
       </w:r>
-      <w:hyperlink r:id="rId33">
-        <w:r>
-          <w:rPr>
-            <w:lang w:val="id_ID" w:bidi="id_ID"/>
-          </w:rPr>
-          <w:rPr>
-            <w:color w:val="0000EE"/>
-            <w:u w:val="single"/>
-          </w:rPr>
-          <w:t>Kel. 19:16–19</w:t>
-        </w:r>
-      </w:hyperlink>
+      <w:r>
+        <w:rPr>
+          <w:lang w:val="id_ID" w:bidi="id_ID"/>
+        </w:rPr>
+        <w:t>Kel. 19:16–19</w:t>
+      </w:r>
       <w:r>
         <w:rPr>
           <w:lang w:val="id_ID" w:bidi="id_ID"/>
         </w:rPr>
         <w:t xml:space="preserve">; </w:t>
       </w:r>
-      <w:hyperlink r:id="rId34">
-        <w:r>
-          <w:rPr>
-            <w:lang w:val="id_ID" w:bidi="id_ID"/>
-          </w:rPr>
-          <w:rPr>
-            <w:color w:val="0000EE"/>
-            <w:u w:val="single"/>
-          </w:rPr>
-          <w:t>Yes. 13:13</w:t>
-        </w:r>
-      </w:hyperlink>
+      <w:r>
+        <w:rPr>
+          <w:lang w:val="id_ID" w:bidi="id_ID"/>
+        </w:rPr>
+        <w:t>Yes. 13:13</w:t>
+      </w:r>
       <w:r>
         <w:rPr>
           <w:lang w:val="id_ID" w:bidi="id_ID"/>
         </w:rPr>
         <w:t xml:space="preserve">; </w:t>
       </w:r>
-      <w:hyperlink r:id="rId35">
-        <w:r>
-          <w:rPr>
-            <w:lang w:val="id_ID" w:bidi="id_ID"/>
-          </w:rPr>
-          <w:rPr>
-            <w:color w:val="0000EE"/>
-            <w:u w:val="single"/>
-          </w:rPr>
-          <w:t>Nah 1:5–6</w:t>
-        </w:r>
-      </w:hyperlink>
+      <w:r>
+        <w:rPr>
+          <w:lang w:val="id_ID" w:bidi="id_ID"/>
+        </w:rPr>
+        <w:t>Nah 1:5–6</w:t>
+      </w:r>
       <w:r>
         <w:rPr>
           <w:lang w:val="id_ID" w:bidi="id_ID"/>
         </w:rPr>
         <w:t>). Gelapnya matahari dan bulan melambangkan penghakiman ilahi (</w:t>
       </w:r>
-      <w:hyperlink r:id="rId36">
-        <w:r>
-          <w:rPr>
-            <w:lang w:val="id_ID" w:bidi="id_ID"/>
-          </w:rPr>
-          <w:rPr>
-            <w:color w:val="0000EE"/>
-            <w:u w:val="single"/>
-          </w:rPr>
-          <w:t>Yes. 13:9–11</w:t>
-        </w:r>
-      </w:hyperlink>
+      <w:r>
+        <w:rPr>
+          <w:lang w:val="id_ID" w:bidi="id_ID"/>
+        </w:rPr>
+        <w:t>Yes. 13:9–11</w:t>
+      </w:r>
       <w:r>
         <w:rPr>
           <w:lang w:val="id_ID" w:bidi="id_ID"/>
@@ -2174,30 +2006,18 @@
         </w:rPr>
         <w:t xml:space="preserve">Ayat ini dimulai dengan kata-kata Tuhan berfirman, sebuah frasa yang sering menyertai pidato ilahi dalam para nabi. Ini adalah satu-satunya kali frasa ini muncul dalam Yoel ("kata Tuhan" dalam </w:t>
       </w:r>
-      <w:hyperlink r:id="rId17">
-        <w:r>
-          <w:rPr>
-            <w:lang w:val="id_ID" w:bidi="id_ID"/>
-          </w:rPr>
-          <w:rPr>
-            <w:color w:val="0000EE"/>
-            <w:u w:val="single"/>
-          </w:rPr>
-          <w:t xml:space="preserve">Yoel </w:t>
-        </w:r>
-      </w:hyperlink>
-      <w:hyperlink r:id="rId37">
-        <w:r>
-          <w:rPr>
-            <w:lang w:val="id_ID" w:bidi="id_ID"/>
-          </w:rPr>
-          <w:rPr>
-            <w:color w:val="0000EE"/>
-            <w:u w:val="single"/>
-          </w:rPr>
-          <w:t>3:1</w:t>
-        </w:r>
-      </w:hyperlink>
+      <w:r>
+        <w:rPr>
+          <w:lang w:val="id_ID" w:bidi="id_ID"/>
+        </w:rPr>
+        <w:t xml:space="preserve">Yoel </w:t>
+      </w:r>
+      <w:r>
+        <w:rPr>
+          <w:lang w:val="id_ID" w:bidi="id_ID"/>
+        </w:rPr>
+        <w:t>3:1</w:t>
+      </w:r>
       <w:r>
         <w:rPr>
           <w:lang w:val="id_ID" w:bidi="id_ID"/>
@@ -2300,54 +2120,36 @@
         </w:rPr>
         <w:t>Salah satu cara menunjukkan kesedihan di dunia kuno adalah dengan merobek pakaian (</w:t>
       </w:r>
-      <w:hyperlink r:id="rId38">
-        <w:r>
-          <w:rPr>
-            <w:lang w:val="id_ID" w:bidi="id_ID"/>
-          </w:rPr>
-          <w:rPr>
-            <w:color w:val="0000EE"/>
-            <w:u w:val="single"/>
-          </w:rPr>
-          <w:t>Kej. 37:34</w:t>
-        </w:r>
-      </w:hyperlink>
+      <w:r>
+        <w:rPr>
+          <w:lang w:val="id_ID" w:bidi="id_ID"/>
+        </w:rPr>
+        <w:t>Kej. 37:34</w:t>
+      </w:r>
       <w:r>
         <w:rPr>
           <w:lang w:val="id_ID" w:bidi="id_ID"/>
         </w:rPr>
         <w:t xml:space="preserve">; </w:t>
       </w:r>
-      <w:hyperlink r:id="rId39">
-        <w:r>
-          <w:rPr>
-            <w:lang w:val="id_ID" w:bidi="id_ID"/>
-          </w:rPr>
-          <w:rPr>
-            <w:color w:val="0000EE"/>
-            <w:u w:val="single"/>
-          </w:rPr>
-          <w:t>2Sam. 3:31</w:t>
-        </w:r>
-      </w:hyperlink>
+      <w:r>
+        <w:rPr>
+          <w:lang w:val="id_ID" w:bidi="id_ID"/>
+        </w:rPr>
+        <w:t>2Sam. 3:31</w:t>
+      </w:r>
       <w:r>
         <w:rPr>
           <w:lang w:val="id_ID" w:bidi="id_ID"/>
         </w:rPr>
         <w:t xml:space="preserve">; </w:t>
       </w:r>
-      <w:hyperlink r:id="rId40">
-        <w:r>
-          <w:rPr>
-            <w:lang w:val="id_ID" w:bidi="id_ID"/>
-          </w:rPr>
-          <w:rPr>
-            <w:color w:val="0000EE"/>
-            <w:u w:val="single"/>
-          </w:rPr>
-          <w:t>2Raj. 19:1</w:t>
-        </w:r>
-      </w:hyperlink>
+      <w:r>
+        <w:rPr>
+          <w:lang w:val="id_ID" w:bidi="id_ID"/>
+        </w:rPr>
+        <w:t>2Raj. 19:1</w:t>
+      </w:r>
       <w:r>
         <w:rPr>
           <w:lang w:val="id_ID" w:bidi="id_ID"/>
@@ -2366,126 +2168,84 @@
         </w:rPr>
         <w:t xml:space="preserve">: Satu-satunya harapan umat adalah pada karakter Tuhan yang penuh belas kasihan (lihat juga </w:t>
       </w:r>
-      <w:hyperlink r:id="rId41">
-        <w:r>
-          <w:rPr>
-            <w:lang w:val="id_ID" w:bidi="id_ID"/>
-          </w:rPr>
-          <w:rPr>
-            <w:color w:val="0000EE"/>
-            <w:u w:val="single"/>
-          </w:rPr>
-          <w:t>Kel. 34:6–7</w:t>
-        </w:r>
-      </w:hyperlink>
+      <w:r>
+        <w:rPr>
+          <w:lang w:val="id_ID" w:bidi="id_ID"/>
+        </w:rPr>
+        <w:t>Kel. 34:6–7</w:t>
+      </w:r>
       <w:r>
         <w:rPr>
           <w:lang w:val="id_ID" w:bidi="id_ID"/>
         </w:rPr>
         <w:t xml:space="preserve">; </w:t>
       </w:r>
-      <w:hyperlink r:id="rId42">
-        <w:r>
-          <w:rPr>
-            <w:lang w:val="id_ID" w:bidi="id_ID"/>
-          </w:rPr>
-          <w:rPr>
-            <w:color w:val="0000EE"/>
-            <w:u w:val="single"/>
-          </w:rPr>
-          <w:t>Bil. 14:18</w:t>
-        </w:r>
-      </w:hyperlink>
+      <w:r>
+        <w:rPr>
+          <w:lang w:val="id_ID" w:bidi="id_ID"/>
+        </w:rPr>
+        <w:t>Bil. 14:18</w:t>
+      </w:r>
       <w:r>
         <w:rPr>
           <w:lang w:val="id_ID" w:bidi="id_ID"/>
         </w:rPr>
         <w:t xml:space="preserve">; </w:t>
       </w:r>
-      <w:hyperlink r:id="rId43">
-        <w:r>
-          <w:rPr>
-            <w:lang w:val="id_ID" w:bidi="id_ID"/>
-          </w:rPr>
-          <w:rPr>
-            <w:color w:val="0000EE"/>
-            <w:u w:val="single"/>
-          </w:rPr>
-          <w:t>Neh. 9:17</w:t>
-        </w:r>
-      </w:hyperlink>
+      <w:r>
+        <w:rPr>
+          <w:lang w:val="id_ID" w:bidi="id_ID"/>
+        </w:rPr>
+        <w:t>Neh. 9:17</w:t>
+      </w:r>
       <w:r>
         <w:rPr>
           <w:lang w:val="id_ID" w:bidi="id_ID"/>
         </w:rPr>
         <w:t xml:space="preserve">; </w:t>
       </w:r>
-      <w:hyperlink r:id="rId44">
-        <w:r>
-          <w:rPr>
-            <w:lang w:val="id_ID" w:bidi="id_ID"/>
-          </w:rPr>
-          <w:rPr>
-            <w:color w:val="0000EE"/>
-            <w:u w:val="single"/>
-          </w:rPr>
-          <w:t>Mzm. 86:15</w:t>
-        </w:r>
-      </w:hyperlink>
+      <w:r>
+        <w:rPr>
+          <w:lang w:val="id_ID" w:bidi="id_ID"/>
+        </w:rPr>
+        <w:t>Mzm. 86:15</w:t>
+      </w:r>
       <w:r>
         <w:rPr>
           <w:lang w:val="id_ID" w:bidi="id_ID"/>
         </w:rPr>
         <w:t xml:space="preserve">; </w:t>
       </w:r>
-      <w:hyperlink r:id="rId45">
-        <w:r>
-          <w:rPr>
-            <w:lang w:val="id_ID" w:bidi="id_ID"/>
-          </w:rPr>
-          <w:rPr>
-            <w:color w:val="0000EE"/>
-            <w:u w:val="single"/>
-          </w:rPr>
-          <w:t>103:8</w:t>
-        </w:r>
-      </w:hyperlink>
+      <w:r>
+        <w:rPr>
+          <w:lang w:val="id_ID" w:bidi="id_ID"/>
+        </w:rPr>
+        <w:t>103:8</w:t>
+      </w:r>
       <w:r>
         <w:rPr>
           <w:lang w:val="id_ID" w:bidi="id_ID"/>
         </w:rPr>
         <w:t xml:space="preserve">; </w:t>
       </w:r>
-      <w:hyperlink r:id="rId46">
-        <w:r>
-          <w:rPr>
-            <w:lang w:val="id_ID" w:bidi="id_ID"/>
-          </w:rPr>
-          <w:rPr>
-            <w:color w:val="0000EE"/>
-            <w:u w:val="single"/>
-          </w:rPr>
-          <w:t>145:8</w:t>
-        </w:r>
-      </w:hyperlink>
+      <w:r>
+        <w:rPr>
+          <w:lang w:val="id_ID" w:bidi="id_ID"/>
+        </w:rPr>
+        <w:t>145:8</w:t>
+      </w:r>
       <w:r>
         <w:rPr>
           <w:lang w:val="id_ID" w:bidi="id_ID"/>
         </w:rPr>
         <w:t xml:space="preserve">; </w:t>
       </w:r>
-      <w:hyperlink r:id="rId47">
-        <w:r>
-          <w:rPr>
-            <w:lang w:val="id_ID" w:bidi="id_ID"/>
-          </w:rPr>
-          <w:rPr>
-            <w:color w:val="0000EE"/>
-            <w:u w:val="single"/>
-          </w:rPr>
-          <w:t>Yun. 4:2</w:t>
-        </w:r>
-      </w:hyperlink>
+      <w:r>
+        <w:rPr>
+          <w:lang w:val="id_ID" w:bidi="id_ID"/>
+        </w:rPr>
+        <w:t>Yun. 4:2</w:t>
+      </w:r>
       <w:r>
         <w:rPr>
           <w:lang w:val="id_ID" w:bidi="id_ID"/>
@@ -2540,36 +2300,24 @@
         </w:rPr>
         <w:t xml:space="preserve">Siapa tahu: Pertanyaan sederhana dari Yoel mengakui kedaulatan mutlak Allah (lihat juga </w:t>
       </w:r>
-      <w:hyperlink r:id="rId48">
-        <w:r>
-          <w:rPr>
-            <w:lang w:val="id_ID" w:bidi="id_ID"/>
-          </w:rPr>
-          <w:rPr>
-            <w:color w:val="0000EE"/>
-            <w:u w:val="single"/>
-          </w:rPr>
-          <w:t>Yun. 3:9</w:t>
-        </w:r>
-      </w:hyperlink>
+      <w:r>
+        <w:rPr>
+          <w:lang w:val="id_ID" w:bidi="id_ID"/>
+        </w:rPr>
+        <w:t>Yun. 3:9</w:t>
+      </w:r>
       <w:r>
         <w:rPr>
           <w:lang w:val="id_ID" w:bidi="id_ID"/>
         </w:rPr>
         <w:t>). Allah tidak berkewajiban memulihkan kita hanya karena kita melakukan ritual tertentu. Pengampunan hanya datang melalui kasih karunia ilahi, tetapi Yoel tahu bahwa Allah cenderung untuk mengampuni (</w:t>
       </w:r>
-      <w:hyperlink r:id="rId18">
-        <w:r>
-          <w:rPr>
-            <w:lang w:val="id_ID" w:bidi="id_ID"/>
-          </w:rPr>
-          <w:rPr>
-            <w:color w:val="0000EE"/>
-            <w:u w:val="single"/>
-          </w:rPr>
-          <w:t>Yoel 2:13</w:t>
-        </w:r>
-      </w:hyperlink>
+      <w:r>
+        <w:rPr>
+          <w:lang w:val="id_ID" w:bidi="id_ID"/>
+        </w:rPr>
+        <w:t>Yoel 2:13</w:t>
+      </w:r>
       <w:r>
         <w:rPr>
           <w:lang w:val="id_ID" w:bidi="id_ID"/>
@@ -2672,36 +2420,24 @@
         </w:rPr>
         <w:t>Pengantin laki-laki dan pengantin perempuan: Pasangan pengantin baru dibebaskan dari sebagian besar kewajiban sipil di Israel pada masa lampau (</w:t>
       </w:r>
-      <w:hyperlink r:id="rId49">
-        <w:r>
-          <w:rPr>
-            <w:lang w:val="id_ID" w:bidi="id_ID"/>
-          </w:rPr>
-          <w:rPr>
-            <w:color w:val="0000EE"/>
-            <w:u w:val="single"/>
-          </w:rPr>
-          <w:t>Ul. 24:5</w:t>
-        </w:r>
-      </w:hyperlink>
+      <w:r>
+        <w:rPr>
+          <w:lang w:val="id_ID" w:bidi="id_ID"/>
+        </w:rPr>
+        <w:t>Ul. 24:5</w:t>
+      </w:r>
       <w:r>
         <w:rPr>
           <w:lang w:val="id_ID" w:bidi="id_ID"/>
         </w:rPr>
         <w:t xml:space="preserve">; </w:t>
       </w:r>
-      <w:hyperlink r:id="rId50">
-        <w:r>
-          <w:rPr>
-            <w:lang w:val="id_ID" w:bidi="id_ID"/>
-          </w:rPr>
-          <w:rPr>
-            <w:color w:val="0000EE"/>
-            <w:u w:val="single"/>
-          </w:rPr>
-          <w:t>Lukas 14:20</w:t>
-        </w:r>
-      </w:hyperlink>
+      <w:r>
+        <w:rPr>
+          <w:lang w:val="id_ID" w:bidi="id_ID"/>
+        </w:rPr>
+        <w:t>Lukas 14:20</w:t>
+      </w:r>
       <w:r>
         <w:rPr>
           <w:lang w:val="id_ID" w:bidi="id_ID"/>
@@ -2948,48 +2684,30 @@
         </w:rPr>
         <w:t xml:space="preserve">Gandum, anggur baru, dan minyak zaitun: Allah akan memulihkan hasil bumi. Ini akan kembali menyediakan unsur-unsur yang diperlukan untuk korban persembahan dan ibadah (lihat </w:t>
       </w:r>
-      <w:hyperlink r:id="rId17">
-        <w:r>
-          <w:rPr>
-            <w:lang w:val="id_ID" w:bidi="id_ID"/>
-          </w:rPr>
-          <w:rPr>
-            <w:color w:val="0000EE"/>
-            <w:u w:val="single"/>
-          </w:rPr>
-          <w:t xml:space="preserve">Yoel </w:t>
-        </w:r>
-      </w:hyperlink>
-      <w:hyperlink r:id="rId51">
-        <w:r>
-          <w:rPr>
-            <w:lang w:val="id_ID" w:bidi="id_ID"/>
-          </w:rPr>
-          <w:rPr>
-            <w:color w:val="0000EE"/>
-            <w:u w:val="single"/>
-          </w:rPr>
-          <w:t>1:10</w:t>
-        </w:r>
-      </w:hyperlink>
+      <w:r>
+        <w:rPr>
+          <w:lang w:val="id_ID" w:bidi="id_ID"/>
+        </w:rPr>
+        <w:t xml:space="preserve">Yoel </w:t>
+      </w:r>
+      <w:r>
+        <w:rPr>
+          <w:lang w:val="id_ID" w:bidi="id_ID"/>
+        </w:rPr>
+        <w:t>1:10</w:t>
+      </w:r>
       <w:r>
         <w:rPr>
           <w:lang w:val="id_ID" w:bidi="id_ID"/>
         </w:rPr>
         <w:t xml:space="preserve">, </w:t>
       </w:r>
-      <w:hyperlink r:id="rId52">
-        <w:r>
-          <w:rPr>
-            <w:lang w:val="id_ID" w:bidi="id_ID"/>
-          </w:rPr>
-          <w:rPr>
-            <w:color w:val="0000EE"/>
-            <w:u w:val="single"/>
-          </w:rPr>
-          <w:t>13</w:t>
-        </w:r>
-      </w:hyperlink>
+      <w:r>
+        <w:rPr>
+          <w:lang w:val="id_ID" w:bidi="id_ID"/>
+        </w:rPr>
+        <w:t>13</w:t>
+      </w:r>
       <w:r>
         <w:rPr>
           <w:lang w:val="id_ID" w:bidi="id_ID"/>
@@ -3092,48 +2810,30 @@
         </w:rPr>
         <w:t>hujan pada awal musim … hujan pada akhir musim: Allah akan memulihkan kembali pola curah hujan yang teratur, dan kekeringan (</w:t>
       </w:r>
-      <w:hyperlink r:id="rId17">
-        <w:r>
-          <w:rPr>
-            <w:lang w:val="id_ID" w:bidi="id_ID"/>
-          </w:rPr>
-          <w:rPr>
-            <w:color w:val="0000EE"/>
-            <w:u w:val="single"/>
-          </w:rPr>
-          <w:t xml:space="preserve">Yoel </w:t>
-        </w:r>
-      </w:hyperlink>
-      <w:hyperlink r:id="rId53">
-        <w:r>
-          <w:rPr>
-            <w:lang w:val="id_ID" w:bidi="id_ID"/>
-          </w:rPr>
-          <w:rPr>
-            <w:color w:val="0000EE"/>
-            <w:u w:val="single"/>
-          </w:rPr>
-          <w:t>1:12</w:t>
-        </w:r>
-      </w:hyperlink>
+      <w:r>
+        <w:rPr>
+          <w:lang w:val="id_ID" w:bidi="id_ID"/>
+        </w:rPr>
+        <w:t xml:space="preserve">Yoel </w:t>
+      </w:r>
+      <w:r>
+        <w:rPr>
+          <w:lang w:val="id_ID" w:bidi="id_ID"/>
+        </w:rPr>
+        <w:t>1:12</w:t>
+      </w:r>
       <w:r>
         <w:rPr>
           <w:lang w:val="id_ID" w:bidi="id_ID"/>
         </w:rPr>
         <w:t xml:space="preserve">, </w:t>
       </w:r>
-      <w:hyperlink r:id="rId54">
-        <w:r>
-          <w:rPr>
-            <w:lang w:val="id_ID" w:bidi="id_ID"/>
-          </w:rPr>
-          <w:rPr>
-            <w:color w:val="0000EE"/>
-            <w:u w:val="single"/>
-          </w:rPr>
-          <w:t>20</w:t>
-        </w:r>
-      </w:hyperlink>
+      <w:r>
+        <w:rPr>
+          <w:lang w:val="id_ID" w:bidi="id_ID"/>
+        </w:rPr>
+        <w:t>20</w:t>
+      </w:r>
       <w:r>
         <w:rPr>
           <w:lang w:val="id_ID" w:bidi="id_ID"/>
@@ -3188,48 +2888,30 @@
         </w:rPr>
         <w:t xml:space="preserve">Tuhan berjanji untuk memulihkan kerusakan mengerikan yang disebabkan oleh para belalang (lihat </w:t>
       </w:r>
-      <w:hyperlink r:id="rId17">
-        <w:r>
-          <w:rPr>
-            <w:lang w:val="id_ID" w:bidi="id_ID"/>
-          </w:rPr>
-          <w:rPr>
-            <w:color w:val="0000EE"/>
-            <w:u w:val="single"/>
-          </w:rPr>
-          <w:t xml:space="preserve">Yoel </w:t>
-        </w:r>
-      </w:hyperlink>
-      <w:hyperlink r:id="rId55">
-        <w:r>
-          <w:rPr>
-            <w:lang w:val="id_ID" w:bidi="id_ID"/>
-          </w:rPr>
-          <w:rPr>
-            <w:color w:val="0000EE"/>
-            <w:u w:val="single"/>
-          </w:rPr>
-          <w:t>1:4</w:t>
-        </w:r>
-      </w:hyperlink>
+      <w:r>
+        <w:rPr>
+          <w:lang w:val="id_ID" w:bidi="id_ID"/>
+        </w:rPr>
+        <w:t xml:space="preserve">Yoel </w:t>
+      </w:r>
+      <w:r>
+        <w:rPr>
+          <w:lang w:val="id_ID" w:bidi="id_ID"/>
+        </w:rPr>
+        <w:t>1:4</w:t>
+      </w:r>
       <w:r>
         <w:rPr>
           <w:lang w:val="id_ID" w:bidi="id_ID"/>
         </w:rPr>
         <w:t xml:space="preserve">, </w:t>
       </w:r>
-      <w:hyperlink r:id="rId51">
-        <w:r>
-          <w:rPr>
-            <w:lang w:val="id_ID" w:bidi="id_ID"/>
-          </w:rPr>
-          <w:rPr>
-            <w:color w:val="0000EE"/>
-            <w:u w:val="single"/>
-          </w:rPr>
-          <w:t>10</w:t>
-        </w:r>
-      </w:hyperlink>
+      <w:r>
+        <w:rPr>
+          <w:lang w:val="id_ID" w:bidi="id_ID"/>
+        </w:rPr>
+        <w:t>10</w:t>
+      </w:r>
       <w:r>
         <w:rPr>
           <w:lang w:val="id_ID" w:bidi="id_ID"/>
@@ -3344,162 +3026,108 @@
         </w:rPr>
         <w:t>Aku akan mencurahkan Roh-Ku ke atas semua manusia: Di Israel, karunia Roh Allah yang memberi kuasa sebelumnya hanya diberikan kepada orang-orang pilihan tertentu seperti hakim-hakim (</w:t>
       </w:r>
-      <w:hyperlink r:id="rId56">
-        <w:r>
-          <w:rPr>
-            <w:lang w:val="id_ID" w:bidi="id_ID"/>
-          </w:rPr>
-          <w:rPr>
-            <w:color w:val="0000EE"/>
-            <w:u w:val="single"/>
-          </w:rPr>
-          <w:t>Hak. 3:10</w:t>
-        </w:r>
-      </w:hyperlink>
+      <w:r>
+        <w:rPr>
+          <w:lang w:val="id_ID" w:bidi="id_ID"/>
+        </w:rPr>
+        <w:t>Hak. 3:10</w:t>
+      </w:r>
       <w:r>
         <w:rPr>
           <w:lang w:val="id_ID" w:bidi="id_ID"/>
         </w:rPr>
         <w:t xml:space="preserve">; </w:t>
       </w:r>
-      <w:hyperlink r:id="rId57">
-        <w:r>
-          <w:rPr>
-            <w:lang w:val="id_ID" w:bidi="id_ID"/>
-          </w:rPr>
-          <w:rPr>
-            <w:color w:val="0000EE"/>
-            <w:u w:val="single"/>
-          </w:rPr>
-          <w:t>15:14</w:t>
-        </w:r>
-      </w:hyperlink>
+      <w:r>
+        <w:rPr>
+          <w:lang w:val="id_ID" w:bidi="id_ID"/>
+        </w:rPr>
+        <w:t>15:14</w:t>
+      </w:r>
       <w:r>
         <w:rPr>
           <w:lang w:val="id_ID" w:bidi="id_ID"/>
         </w:rPr>
         <w:t>), imam-imam (</w:t>
       </w:r>
-      <w:hyperlink r:id="rId58">
-        <w:r>
-          <w:rPr>
-            <w:lang w:val="id_ID" w:bidi="id_ID"/>
-          </w:rPr>
-          <w:rPr>
-            <w:color w:val="0000EE"/>
-            <w:u w:val="single"/>
-          </w:rPr>
-          <w:t>2Taw. 24:20</w:t>
-        </w:r>
-      </w:hyperlink>
+      <w:r>
+        <w:rPr>
+          <w:lang w:val="id_ID" w:bidi="id_ID"/>
+        </w:rPr>
+        <w:t>2Taw. 24:20</w:t>
+      </w:r>
       <w:r>
         <w:rPr>
           <w:lang w:val="id_ID" w:bidi="id_ID"/>
         </w:rPr>
         <w:t>), raja-raja (</w:t>
       </w:r>
-      <w:hyperlink r:id="rId59">
-        <w:r>
-          <w:rPr>
-            <w:lang w:val="id_ID" w:bidi="id_ID"/>
-          </w:rPr>
-          <w:rPr>
-            <w:color w:val="0000EE"/>
-            <w:u w:val="single"/>
-          </w:rPr>
-          <w:t>1Sam. 10:10</w:t>
-        </w:r>
-      </w:hyperlink>
+      <w:r>
+        <w:rPr>
+          <w:lang w:val="id_ID" w:bidi="id_ID"/>
+        </w:rPr>
+        <w:t>1Sam. 10:10</w:t>
+      </w:r>
       <w:r>
         <w:rPr>
           <w:lang w:val="id_ID" w:bidi="id_ID"/>
         </w:rPr>
         <w:t>), dan nabi-nabi (</w:t>
       </w:r>
-      <w:hyperlink r:id="rId60">
-        <w:r>
-          <w:rPr>
-            <w:lang w:val="id_ID" w:bidi="id_ID"/>
-          </w:rPr>
-          <w:rPr>
-            <w:color w:val="0000EE"/>
-            <w:u w:val="single"/>
-          </w:rPr>
-          <w:t>Yes. 61:1</w:t>
-        </w:r>
-      </w:hyperlink>
+      <w:r>
+        <w:rPr>
+          <w:lang w:val="id_ID" w:bidi="id_ID"/>
+        </w:rPr>
+        <w:t>Yes. 61:1</w:t>
+      </w:r>
       <w:r>
         <w:rPr>
           <w:lang w:val="id_ID" w:bidi="id_ID"/>
         </w:rPr>
         <w:t>). Akan tiba saatnya ketika Roh akan diberikan kepada setiap orang dari umat Allah, tanpa memandang jenis kelamin, usia, atau kedudukan sosial. Menggenapi harapan Musa agar setiap orang Israel menjadi nabi (</w:t>
       </w:r>
-      <w:hyperlink r:id="rId61">
-        <w:r>
-          <w:rPr>
-            <w:lang w:val="id_ID" w:bidi="id_ID"/>
-          </w:rPr>
-          <w:rPr>
-            <w:color w:val="0000EE"/>
-            <w:u w:val="single"/>
-          </w:rPr>
-          <w:t>Bil. 11:29</w:t>
-        </w:r>
-      </w:hyperlink>
+      <w:r>
+        <w:rPr>
+          <w:lang w:val="id_ID" w:bidi="id_ID"/>
+        </w:rPr>
+        <w:t>Bil. 11:29</w:t>
+      </w:r>
       <w:r>
         <w:rPr>
           <w:lang w:val="id_ID" w:bidi="id_ID"/>
         </w:rPr>
         <w:t xml:space="preserve">), semua orang akan bernubuat dan melihat penglihatan. Dalam </w:t>
       </w:r>
-      <w:hyperlink r:id="rId62">
-        <w:r>
-          <w:rPr>
-            <w:lang w:val="id_ID" w:bidi="id_ID"/>
-          </w:rPr>
-          <w:rPr>
-            <w:color w:val="0000EE"/>
-            <w:u w:val="single"/>
-          </w:rPr>
-          <w:t>Kisah. 2:1–47</w:t>
-        </w:r>
-      </w:hyperlink>
+      <w:r>
+        <w:rPr>
+          <w:lang w:val="id_ID" w:bidi="id_ID"/>
+        </w:rPr>
+        <w:t>Kisah. 2:1–47</w:t>
+      </w:r>
       <w:r>
         <w:rPr>
           <w:lang w:val="id_ID" w:bidi="id_ID"/>
         </w:rPr>
         <w:t>, Petrus memperluas janji ini untuk mencakup orang-orang dari seluruh dunia yang dikenal yang berkumpul di Yerusalem, tanpa memandang etnis mereka (</w:t>
       </w:r>
-      <w:hyperlink r:id="rId63">
-        <w:r>
-          <w:rPr>
-            <w:lang w:val="id_ID" w:bidi="id_ID"/>
-          </w:rPr>
-          <w:rPr>
-            <w:color w:val="0000EE"/>
-            <w:u w:val="single"/>
-          </w:rPr>
-          <w:t>Kisah. 2:39</w:t>
-        </w:r>
-      </w:hyperlink>
+      <w:r>
+        <w:rPr>
+          <w:lang w:val="id_ID" w:bidi="id_ID"/>
+        </w:rPr>
+        <w:t>Kisah. 2:39</w:t>
+      </w:r>
       <w:r>
         <w:rPr>
           <w:lang w:val="id_ID" w:bidi="id_ID"/>
         </w:rPr>
         <w:t xml:space="preserve">; lihat juga </w:t>
       </w:r>
-      <w:hyperlink r:id="rId64">
-        <w:r>
-          <w:rPr>
-            <w:lang w:val="id_ID" w:bidi="id_ID"/>
-          </w:rPr>
-          <w:rPr>
-            <w:color w:val="0000EE"/>
-            <w:u w:val="single"/>
-          </w:rPr>
-          <w:t>Gal. 3:28</w:t>
-        </w:r>
-      </w:hyperlink>
+      <w:r>
+        <w:rPr>
+          <w:lang w:val="id_ID" w:bidi="id_ID"/>
+        </w:rPr>
+        <w:t>Gal. 3:28</w:t>
+      </w:r>
       <w:r>
         <w:rPr>
           <w:lang w:val="id_ID" w:bidi="id_ID"/>
@@ -3554,18 +3182,12 @@
         </w:rPr>
         <w:t>Nabi melihat melampaui zamannya, menuju hari Tuhan yang akan datang, ketika Allah akan mencurahkan Roh-Nya dengan cara-cara yang belum pernah terlihat sebelumnya dan akan melakukan tanda-tanda serta keajaiban yang dapat disaksikan oleh seluruh umat manusia. Rasul Petrus mengutip bagian ini sebagai sesuatu yang digenapi pada hari Pentakosta (</w:t>
       </w:r>
-      <w:hyperlink r:id="rId65">
-        <w:r>
-          <w:rPr>
-            <w:lang w:val="id_ID" w:bidi="id_ID"/>
-          </w:rPr>
-          <w:rPr>
-            <w:color w:val="0000EE"/>
-            <w:u w:val="single"/>
-          </w:rPr>
-          <w:t>Kisah Para Rasul 2:16–21</w:t>
-        </w:r>
-      </w:hyperlink>
+      <w:r>
+        <w:rPr>
+          <w:lang w:val="id_ID" w:bidi="id_ID"/>
+        </w:rPr>
+        <w:t>Kisah Para Rasul 2:16–21</w:t>
+      </w:r>
       <w:r>
         <w:rPr>
           <w:lang w:val="id_ID" w:bidi="id_ID"/>
@@ -3668,54 +3290,36 @@
         </w:rPr>
         <w:t xml:space="preserve">Pencurahan Roh Allah di masa depan akan disertai dengan tanda-tanda dan keajaiban. Darah, api, dan asap, bersama dengan gelapnya matahari dan bulan, merupakan indikasi kedatangan Allah untuk menghakimi (lihat </w:t>
       </w:r>
-      <w:hyperlink r:id="rId66">
-        <w:r>
-          <w:rPr>
-            <w:lang w:val="id_ID" w:bidi="id_ID"/>
-          </w:rPr>
-          <w:rPr>
-            <w:color w:val="0000EE"/>
-            <w:u w:val="single"/>
-          </w:rPr>
-          <w:t>2:10</w:t>
-        </w:r>
-      </w:hyperlink>
+      <w:r>
+        <w:rPr>
+          <w:lang w:val="id_ID" w:bidi="id_ID"/>
+        </w:rPr>
+        <w:t>2:10</w:t>
+      </w:r>
       <w:r>
         <w:rPr>
           <w:lang w:val="id_ID" w:bidi="id_ID"/>
         </w:rPr>
         <w:t xml:space="preserve">; </w:t>
       </w:r>
-      <w:hyperlink r:id="rId67">
-        <w:r>
-          <w:rPr>
-            <w:lang w:val="id_ID" w:bidi="id_ID"/>
-          </w:rPr>
-          <w:rPr>
-            <w:color w:val="0000EE"/>
-            <w:u w:val="single"/>
-          </w:rPr>
-          <w:t>Markus 13:24</w:t>
-        </w:r>
-      </w:hyperlink>
+      <w:r>
+        <w:rPr>
+          <w:lang w:val="id_ID" w:bidi="id_ID"/>
+        </w:rPr>
+        <w:t>Markus 13:24</w:t>
+      </w:r>
       <w:r>
         <w:rPr>
           <w:lang w:val="id_ID" w:bidi="id_ID"/>
         </w:rPr>
         <w:t xml:space="preserve">; </w:t>
       </w:r>
-      <w:hyperlink r:id="rId68">
-        <w:r>
-          <w:rPr>
-            <w:lang w:val="id_ID" w:bidi="id_ID"/>
-          </w:rPr>
-          <w:rPr>
-            <w:color w:val="0000EE"/>
-            <w:u w:val="single"/>
-          </w:rPr>
-          <w:t>Wahyu 6:12</w:t>
-        </w:r>
-      </w:hyperlink>
+      <w:r>
+        <w:rPr>
+          <w:lang w:val="id_ID" w:bidi="id_ID"/>
+        </w:rPr>
+        <w:t>Wahyu 6:12</w:t>
+      </w:r>
       <w:r>
         <w:rPr>
           <w:lang w:val="id_ID" w:bidi="id_ID"/>
@@ -3770,144 +3374,96 @@
         </w:rPr>
         <w:t xml:space="preserve">barangsiapa yang berseru kepada nama Tuhan akan diselamatkan: Memanggil nama Allah seharusnya bukanlah tindakan terakhir dari keputusasaan; ini adalah bagian dari komitmen seumur hidup untuk beribadah, melayani, dan bersekutu dengan Tuhan (lihat </w:t>
       </w:r>
-      <w:hyperlink r:id="rId69">
-        <w:r>
-          <w:rPr>
-            <w:lang w:val="id_ID" w:bidi="id_ID"/>
-          </w:rPr>
-          <w:rPr>
-            <w:color w:val="0000EE"/>
-            <w:u w:val="single"/>
-          </w:rPr>
-          <w:t>Kej. 12:8</w:t>
-        </w:r>
-      </w:hyperlink>
+      <w:r>
+        <w:rPr>
+          <w:lang w:val="id_ID" w:bidi="id_ID"/>
+        </w:rPr>
+        <w:t>Kej. 12:8</w:t>
+      </w:r>
       <w:r>
         <w:rPr>
           <w:lang w:val="id_ID" w:bidi="id_ID"/>
         </w:rPr>
         <w:t xml:space="preserve">; </w:t>
       </w:r>
-      <w:hyperlink r:id="rId70">
-        <w:r>
-          <w:rPr>
-            <w:lang w:val="id_ID" w:bidi="id_ID"/>
-          </w:rPr>
-          <w:rPr>
-            <w:color w:val="0000EE"/>
-            <w:u w:val="single"/>
-          </w:rPr>
-          <w:t>Mzm. 105:1</w:t>
-        </w:r>
-      </w:hyperlink>
+      <w:r>
+        <w:rPr>
+          <w:lang w:val="id_ID" w:bidi="id_ID"/>
+        </w:rPr>
+        <w:t>Mzm. 105:1</w:t>
+      </w:r>
       <w:r>
         <w:rPr>
           <w:lang w:val="id_ID" w:bidi="id_ID"/>
         </w:rPr>
         <w:t xml:space="preserve">; </w:t>
       </w:r>
-      <w:hyperlink r:id="rId71">
-        <w:r>
-          <w:rPr>
-            <w:lang w:val="id_ID" w:bidi="id_ID"/>
-          </w:rPr>
-          <w:rPr>
-            <w:color w:val="0000EE"/>
-            <w:u w:val="single"/>
-          </w:rPr>
-          <w:t>Yes. 12:4</w:t>
-        </w:r>
-      </w:hyperlink>
+      <w:r>
+        <w:rPr>
+          <w:lang w:val="id_ID" w:bidi="id_ID"/>
+        </w:rPr>
+        <w:t>Yes. 12:4</w:t>
+      </w:r>
       <w:r>
         <w:rPr>
           <w:lang w:val="id_ID" w:bidi="id_ID"/>
         </w:rPr>
         <w:t xml:space="preserve">; </w:t>
       </w:r>
-      <w:hyperlink r:id="rId72">
-        <w:r>
-          <w:rPr>
-            <w:lang w:val="id_ID" w:bidi="id_ID"/>
-          </w:rPr>
-          <w:rPr>
-            <w:color w:val="0000EE"/>
-            <w:u w:val="single"/>
-          </w:rPr>
-          <w:t>Rm. 10:13</w:t>
-        </w:r>
-      </w:hyperlink>
+      <w:r>
+        <w:rPr>
+          <w:lang w:val="id_ID" w:bidi="id_ID"/>
+        </w:rPr>
+        <w:t>Rm. 10:13</w:t>
+      </w:r>
       <w:r>
         <w:rPr>
           <w:lang w:val="id_ID" w:bidi="id_ID"/>
         </w:rPr>
         <w:t xml:space="preserve">; </w:t>
       </w:r>
-      <w:hyperlink r:id="rId73">
-        <w:r>
-          <w:rPr>
-            <w:lang w:val="id_ID" w:bidi="id_ID"/>
-          </w:rPr>
-          <w:rPr>
-            <w:color w:val="0000EE"/>
-            <w:u w:val="single"/>
-          </w:rPr>
-          <w:t>12:1–2</w:t>
-        </w:r>
-      </w:hyperlink>
+      <w:r>
+        <w:rPr>
+          <w:lang w:val="id_ID" w:bidi="id_ID"/>
+        </w:rPr>
+        <w:t>12:1–2</w:t>
+      </w:r>
       <w:r>
         <w:rPr>
           <w:lang w:val="id_ID" w:bidi="id_ID"/>
         </w:rPr>
         <w:t xml:space="preserve">). • Mereka yang dipanggil Tuhan adalah sisa umat pilihan-Nya, orang yang bertahan hidup setelah penghakiman, dan yang menyembah Dia (lihat </w:t>
       </w:r>
-      <w:hyperlink r:id="rId74">
-        <w:r>
-          <w:rPr>
-            <w:lang w:val="id_ID" w:bidi="id_ID"/>
-          </w:rPr>
-          <w:rPr>
-            <w:color w:val="0000EE"/>
-            <w:u w:val="single"/>
-          </w:rPr>
-          <w:t>2Raj. 19:31</w:t>
-        </w:r>
-      </w:hyperlink>
+      <w:r>
+        <w:rPr>
+          <w:lang w:val="id_ID" w:bidi="id_ID"/>
+        </w:rPr>
+        <w:t>2Raj. 19:31</w:t>
+      </w:r>
       <w:r>
         <w:rPr>
           <w:lang w:val="id_ID" w:bidi="id_ID"/>
         </w:rPr>
         <w:t xml:space="preserve">; </w:t>
       </w:r>
-      <w:hyperlink r:id="rId75">
-        <w:r>
-          <w:rPr>
-            <w:lang w:val="id_ID" w:bidi="id_ID"/>
-          </w:rPr>
-          <w:rPr>
-            <w:color w:val="0000EE"/>
-            <w:u w:val="single"/>
-          </w:rPr>
-          <w:t>Ezra 9:8–15</w:t>
-        </w:r>
-      </w:hyperlink>
+      <w:r>
+        <w:rPr>
+          <w:lang w:val="id_ID" w:bidi="id_ID"/>
+        </w:rPr>
+        <w:t>Ezra 9:8–15</w:t>
+      </w:r>
       <w:r>
         <w:rPr>
           <w:lang w:val="id_ID" w:bidi="id_ID"/>
         </w:rPr>
         <w:t xml:space="preserve">; </w:t>
       </w:r>
-      <w:hyperlink r:id="rId76">
-        <w:r>
-          <w:rPr>
-            <w:lang w:val="id_ID" w:bidi="id_ID"/>
-          </w:rPr>
-          <w:rPr>
-            <w:color w:val="0000EE"/>
-            <w:u w:val="single"/>
-          </w:rPr>
-          <w:t>Yes. 10:20–22</w:t>
-        </w:r>
-      </w:hyperlink>
+      <w:r>
+        <w:rPr>
+          <w:lang w:val="id_ID" w:bidi="id_ID"/>
+        </w:rPr>
+        <w:t>Yes. 10:20–22</w:t>
+      </w:r>
       <w:r>
         <w:rPr>
           <w:lang w:val="id_ID" w:bidi="id_ID"/>
@@ -4023,72 +3579,48 @@
         </w:rPr>
         <w:t>) di lembah Yosafat. Lembah ini tidak terkait dengan Raja Yosafat dari Yehuda (</w:t>
       </w:r>
-      <w:hyperlink r:id="rId77">
-        <w:r>
-          <w:rPr>
-            <w:lang w:val="id_ID" w:bidi="id_ID"/>
-          </w:rPr>
-          <w:rPr>
-            <w:color w:val="0000EE"/>
-            <w:u w:val="single"/>
-          </w:rPr>
-          <w:t>1Raj. 22:41</w:t>
-        </w:r>
-      </w:hyperlink>
+      <w:r>
+        <w:rPr>
+          <w:lang w:val="id_ID" w:bidi="id_ID"/>
+        </w:rPr>
+        <w:t>1Raj. 22:41</w:t>
+      </w:r>
       <w:r>
         <w:rPr>
           <w:lang w:val="id_ID" w:bidi="id_ID"/>
         </w:rPr>
         <w:t xml:space="preserve">); sebaliknya, deskripsi ini, yang berarti "lembah di mana Tuhan menghakimi," mengidentifikasi tempat tersebut sebagai lokasi di mana Allah akan memberikan keputusan-Nya (lihat </w:t>
       </w:r>
-      <w:hyperlink r:id="rId78">
-        <w:r>
-          <w:rPr>
-            <w:lang w:val="id_ID" w:bidi="id_ID"/>
-          </w:rPr>
-          <w:rPr>
-            <w:color w:val="0000EE"/>
-            <w:u w:val="single"/>
-          </w:rPr>
-          <w:t>Yoel 3:14</w:t>
-        </w:r>
-      </w:hyperlink>
+      <w:r>
+        <w:rPr>
+          <w:lang w:val="id_ID" w:bidi="id_ID"/>
+        </w:rPr>
+        <w:t>Yoel 3:14</w:t>
+      </w:r>
       <w:r>
         <w:rPr>
           <w:lang w:val="id_ID" w:bidi="id_ID"/>
         </w:rPr>
         <w:t xml:space="preserve">) mengenai nasib bangsa-bangsa. • Dosa-dosa bangsa-bangsa termasuk mengasingkan umat Perjanjian Allah dan mengorbankan anak-anak laki-laki dan perempuan yang tak berdaya dalam perdagangan budak yang tidak manusiawi (bdk. </w:t>
       </w:r>
-      <w:hyperlink r:id="rId79">
-        <w:r>
-          <w:rPr>
-            <w:lang w:val="id_ID" w:bidi="id_ID"/>
-          </w:rPr>
-          <w:rPr>
-            <w:color w:val="0000EE"/>
-            <w:u w:val="single"/>
-          </w:rPr>
-          <w:t>Yeh. 27:13</w:t>
-        </w:r>
-      </w:hyperlink>
+      <w:r>
+        <w:rPr>
+          <w:lang w:val="id_ID" w:bidi="id_ID"/>
+        </w:rPr>
+        <w:t>Yeh. 27:13</w:t>
+      </w:r>
       <w:r>
         <w:rPr>
           <w:lang w:val="id_ID" w:bidi="id_ID"/>
         </w:rPr>
         <w:t xml:space="preserve">; </w:t>
       </w:r>
-      <w:hyperlink r:id="rId80">
-        <w:r>
-          <w:rPr>
-            <w:lang w:val="id_ID" w:bidi="id_ID"/>
-          </w:rPr>
-          <w:rPr>
-            <w:color w:val="0000EE"/>
-            <w:u w:val="single"/>
-          </w:rPr>
-          <w:t>Why. 18:13</w:t>
-        </w:r>
-      </w:hyperlink>
+      <w:r>
+        <w:rPr>
+          <w:lang w:val="id_ID" w:bidi="id_ID"/>
+        </w:rPr>
+        <w:t>Why. 18:13</w:t>
+      </w:r>
       <w:r>
         <w:rPr>
           <w:lang w:val="id_ID" w:bidi="id_ID"/>
@@ -4143,36 +3675,24 @@
         </w:rPr>
         <w:t xml:space="preserve">Kota-kota Fenisia, yaitu Tirus dan Sidon, serta kota-kota Filistin bersalah karena menjarah harta benda Yerusalem yang berharga dan menjual penduduknya sebagai budak kepada orang Yunani (lihat </w:t>
       </w:r>
-      <w:hyperlink r:id="rId81">
-        <w:r>
-          <w:rPr>
-            <w:lang w:val="id_ID" w:bidi="id_ID"/>
-          </w:rPr>
-          <w:rPr>
-            <w:color w:val="0000EE"/>
-            <w:u w:val="single"/>
-          </w:rPr>
-          <w:t>Amos 1:6</w:t>
-        </w:r>
-      </w:hyperlink>
+      <w:r>
+        <w:rPr>
+          <w:lang w:val="id_ID" w:bidi="id_ID"/>
+        </w:rPr>
+        <w:t>Amos 1:6</w:t>
+      </w:r>
       <w:r>
         <w:rPr>
           <w:lang w:val="id_ID" w:bidi="id_ID"/>
         </w:rPr>
         <w:t xml:space="preserve">, </w:t>
       </w:r>
-      <w:hyperlink r:id="rId82">
-        <w:r>
-          <w:rPr>
-            <w:lang w:val="id_ID" w:bidi="id_ID"/>
-          </w:rPr>
-          <w:rPr>
-            <w:color w:val="0000EE"/>
-            <w:u w:val="single"/>
-          </w:rPr>
-          <w:t>9</w:t>
-        </w:r>
-      </w:hyperlink>
+      <w:r>
+        <w:rPr>
+          <w:lang w:val="id_ID" w:bidi="id_ID"/>
+        </w:rPr>
+        <w:t>9</w:t>
+      </w:r>
       <w:r>
         <w:rPr>
           <w:lang w:val="id_ID" w:bidi="id_ID"/>
@@ -4323,36 +3843,24 @@
         </w:rPr>
         <w:t xml:space="preserve">Tempalah mata bajakmu menjadi pedang: Dengan sengaja membalikkan gambaran dari </w:t>
       </w:r>
-      <w:hyperlink r:id="rId83">
-        <w:r>
-          <w:rPr>
-            <w:lang w:val="id_ID" w:bidi="id_ID"/>
-          </w:rPr>
-          <w:rPr>
-            <w:color w:val="0000EE"/>
-            <w:u w:val="single"/>
-          </w:rPr>
-          <w:t>Yes. 2:4</w:t>
-        </w:r>
-      </w:hyperlink>
+      <w:r>
+        <w:rPr>
+          <w:lang w:val="id_ID" w:bidi="id_ID"/>
+        </w:rPr>
+        <w:t>Yes. 2:4</w:t>
+      </w:r>
       <w:r>
         <w:rPr>
           <w:lang w:val="id_ID" w:bidi="id_ID"/>
         </w:rPr>
         <w:t xml:space="preserve"> dan </w:t>
       </w:r>
-      <w:hyperlink r:id="rId84">
-        <w:r>
-          <w:rPr>
-            <w:lang w:val="id_ID" w:bidi="id_ID"/>
-          </w:rPr>
-          <w:rPr>
-            <w:color w:val="0000EE"/>
-            <w:u w:val="single"/>
-          </w:rPr>
-          <w:t>Mi. 4:3</w:t>
-        </w:r>
-      </w:hyperlink>
+      <w:r>
+        <w:rPr>
+          <w:lang w:val="id_ID" w:bidi="id_ID"/>
+        </w:rPr>
+        <w:t>Mi. 4:3</w:t>
+      </w:r>
       <w:r>
         <w:rPr>
           <w:lang w:val="id_ID" w:bidi="id_ID"/>
@@ -4426,18 +3934,12 @@
         </w:rPr>
         <w:t xml:space="preserve">catatan studi pada </w:t>
       </w:r>
-      <w:hyperlink r:id="rId17">
-        <w:r>
-          <w:rPr>
-            <w:lang w:val="id_ID" w:bidi="id_ID"/>
-          </w:rPr>
-          <w:rPr>
-            <w:color w:val="0000EE"/>
-            <w:u w:val="single"/>
-          </w:rPr>
-          <w:t xml:space="preserve">Yoel </w:t>
-        </w:r>
-      </w:hyperlink>
+      <w:r>
+        <w:rPr>
+          <w:lang w:val="id_ID" w:bidi="id_ID"/>
+        </w:rPr>
+        <w:t xml:space="preserve">Yoel </w:t>
+      </w:r>
       <w:r>
         <w:rPr>
           <w:lang w:val="id_ID" w:bidi="id_ID"/>
@@ -4498,36 +4000,24 @@
         </w:rPr>
         <w:t xml:space="preserve">Allah akan mengalahkan bangsa-bangsa seperti sabit yang memotong batang gandum dan seperti pekerja yang menginjak buah anggur di tempat pemerasan anggur (lihat </w:t>
       </w:r>
-      <w:hyperlink r:id="rId85">
-        <w:r>
-          <w:rPr>
-            <w:lang w:val="id_ID" w:bidi="id_ID"/>
-          </w:rPr>
-          <w:rPr>
-            <w:color w:val="0000EE"/>
-            <w:u w:val="single"/>
-          </w:rPr>
-          <w:t>Yes. 63:2–3</w:t>
-        </w:r>
-      </w:hyperlink>
+      <w:r>
+        <w:rPr>
+          <w:lang w:val="id_ID" w:bidi="id_ID"/>
+        </w:rPr>
+        <w:t>Yes. 63:2–3</w:t>
+      </w:r>
       <w:r>
         <w:rPr>
           <w:lang w:val="id_ID" w:bidi="id_ID"/>
         </w:rPr>
         <w:t xml:space="preserve">; </w:t>
       </w:r>
-      <w:hyperlink r:id="rId86">
-        <w:r>
-          <w:rPr>
-            <w:lang w:val="id_ID" w:bidi="id_ID"/>
-          </w:rPr>
-          <w:rPr>
-            <w:color w:val="0000EE"/>
-            <w:u w:val="single"/>
-          </w:rPr>
-          <w:t>Why. 14:14–20</w:t>
-        </w:r>
-      </w:hyperlink>
+      <w:r>
+        <w:rPr>
+          <w:lang w:val="id_ID" w:bidi="id_ID"/>
+        </w:rPr>
+        <w:t>Why. 14:14–20</w:t>
+      </w:r>
       <w:r>
         <w:rPr>
           <w:lang w:val="id_ID" w:bidi="id_ID"/>
@@ -4608,48 +4098,30 @@
         </w:rPr>
         <w:t xml:space="preserve">): Pengulangan kata Ibrani ini menggambarkan kegaduhan yang dibuat oleh kerumunan besar orang. • lembah penentuan: Nama lembah ini diubah (bdk. </w:t>
       </w:r>
-      <w:hyperlink r:id="rId17">
-        <w:r>
-          <w:rPr>
-            <w:lang w:val="id_ID" w:bidi="id_ID"/>
-          </w:rPr>
-          <w:rPr>
-            <w:color w:val="0000EE"/>
-            <w:u w:val="single"/>
-          </w:rPr>
-          <w:t xml:space="preserve">Yoel </w:t>
-        </w:r>
-      </w:hyperlink>
-      <w:hyperlink r:id="rId87">
-        <w:r>
-          <w:rPr>
-            <w:lang w:val="id_ID" w:bidi="id_ID"/>
-          </w:rPr>
-          <w:rPr>
-            <w:color w:val="0000EE"/>
-            <w:u w:val="single"/>
-          </w:rPr>
-          <w:t>3:2–3</w:t>
-        </w:r>
-      </w:hyperlink>
+      <w:r>
+        <w:rPr>
+          <w:lang w:val="id_ID" w:bidi="id_ID"/>
+        </w:rPr>
+        <w:t xml:space="preserve">Yoel </w:t>
+      </w:r>
+      <w:r>
+        <w:rPr>
+          <w:lang w:val="id_ID" w:bidi="id_ID"/>
+        </w:rPr>
+        <w:t>3:2–3</w:t>
+      </w:r>
       <w:r>
         <w:rPr>
           <w:lang w:val="id_ID" w:bidi="id_ID"/>
         </w:rPr>
         <w:t xml:space="preserve">, </w:t>
       </w:r>
-      <w:hyperlink r:id="rId88">
-        <w:r>
-          <w:rPr>
-            <w:lang w:val="id_ID" w:bidi="id_ID"/>
-          </w:rPr>
-          <w:rPr>
-            <w:color w:val="0000EE"/>
-            <w:u w:val="single"/>
-          </w:rPr>
-          <w:t>12</w:t>
-        </w:r>
-      </w:hyperlink>
+      <w:r>
+        <w:rPr>
+          <w:lang w:val="id_ID" w:bidi="id_ID"/>
+        </w:rPr>
+        <w:t>12</w:t>
+      </w:r>
       <w:r>
         <w:rPr>
           <w:lang w:val="id_ID" w:bidi="id_ID"/>
@@ -4704,18 +4176,12 @@
         </w:rPr>
         <w:t xml:space="preserve">Suara Tuhan, bagaikan suara singa, akan mengaum dari Sion, mengguncang langit dan bumi serta menakutkan orang berdosa (lihat </w:t>
       </w:r>
-      <w:hyperlink r:id="rId89">
-        <w:r>
-          <w:rPr>
-            <w:lang w:val="id_ID" w:bidi="id_ID"/>
-          </w:rPr>
-          <w:rPr>
-            <w:color w:val="0000EE"/>
-            <w:u w:val="single"/>
-          </w:rPr>
-          <w:t>Amos 1:2</w:t>
-        </w:r>
-      </w:hyperlink>
+      <w:r>
+        <w:rPr>
+          <w:lang w:val="id_ID" w:bidi="id_ID"/>
+        </w:rPr>
+        <w:t>Amos 1:2</w:t>
+      </w:r>
       <w:r>
         <w:rPr>
           <w:lang w:val="id_ID" w:bidi="id_ID"/>
@@ -4783,30 +4249,18 @@
         </w:rPr>
         <w:t xml:space="preserve"> gunung-Nya yang kudus (lihat juga </w:t>
       </w:r>
-      <w:hyperlink r:id="rId17">
-        <w:r>
-          <w:rPr>
-            <w:lang w:val="id_ID" w:bidi="id_ID"/>
-          </w:rPr>
-          <w:rPr>
-            <w:color w:val="0000EE"/>
-            <w:u w:val="single"/>
-          </w:rPr>
-          <w:t xml:space="preserve">Yoel </w:t>
-        </w:r>
-      </w:hyperlink>
-      <w:hyperlink r:id="rId90">
-        <w:r>
-          <w:rPr>
-            <w:lang w:val="id_ID" w:bidi="id_ID"/>
-          </w:rPr>
-          <w:rPr>
-            <w:color w:val="0000EE"/>
-            <w:u w:val="single"/>
-          </w:rPr>
-          <w:t>2:27</w:t>
-        </w:r>
-      </w:hyperlink>
+      <w:r>
+        <w:rPr>
+          <w:lang w:val="id_ID" w:bidi="id_ID"/>
+        </w:rPr>
+        <w:t xml:space="preserve">Yoel </w:t>
+      </w:r>
+      <w:r>
+        <w:rPr>
+          <w:lang w:val="id_ID" w:bidi="id_ID"/>
+        </w:rPr>
+        <w:t>2:27</w:t>
+      </w:r>
       <w:r>
         <w:rPr>
           <w:lang w:val="id_ID" w:bidi="id_ID"/>
@@ -4861,72 +4315,48 @@
         </w:rPr>
         <w:t xml:space="preserve">Berkat akan mengalir dari kehadiran Tuhan yang berdaulat di Sion (lihat juga </w:t>
       </w:r>
-      <w:hyperlink r:id="rId91">
-        <w:r>
-          <w:rPr>
-            <w:lang w:val="id_ID" w:bidi="id_ID"/>
-          </w:rPr>
-          <w:rPr>
-            <w:color w:val="0000EE"/>
-            <w:u w:val="single"/>
-          </w:rPr>
-          <w:t>Yeh. 47:1–12</w:t>
-        </w:r>
-      </w:hyperlink>
+      <w:r>
+        <w:rPr>
+          <w:lang w:val="id_ID" w:bidi="id_ID"/>
+        </w:rPr>
+        <w:t>Yeh. 47:1–12</w:t>
+      </w:r>
       <w:r>
         <w:rPr>
           <w:lang w:val="id_ID" w:bidi="id_ID"/>
         </w:rPr>
         <w:t xml:space="preserve">; </w:t>
       </w:r>
-      <w:hyperlink r:id="rId92">
-        <w:r>
-          <w:rPr>
-            <w:lang w:val="id_ID" w:bidi="id_ID"/>
-          </w:rPr>
-          <w:rPr>
-            <w:color w:val="0000EE"/>
-            <w:u w:val="single"/>
-          </w:rPr>
-          <w:t>Amos 9:13</w:t>
-        </w:r>
-      </w:hyperlink>
+      <w:r>
+        <w:rPr>
+          <w:lang w:val="id_ID" w:bidi="id_ID"/>
+        </w:rPr>
+        <w:t>Amos 9:13</w:t>
+      </w:r>
       <w:r>
         <w:rPr>
           <w:lang w:val="id_ID" w:bidi="id_ID"/>
         </w:rPr>
         <w:t xml:space="preserve">). Akan ada kelimpahan anggur manis dan susu. Bait Suci, tempat tinggal Allah sendiri di Bumi, akan menjadi sumber mata air yang akan selamanya mengairi dataran yang tandus (lihat </w:t>
       </w:r>
-      <w:hyperlink r:id="rId93">
-        <w:r>
-          <w:rPr>
-            <w:lang w:val="id_ID" w:bidi="id_ID"/>
-          </w:rPr>
-          <w:rPr>
-            <w:color w:val="0000EE"/>
-            <w:u w:val="single"/>
-          </w:rPr>
-          <w:t>Za. 14:8</w:t>
-        </w:r>
-      </w:hyperlink>
+      <w:r>
+        <w:rPr>
+          <w:lang w:val="id_ID" w:bidi="id_ID"/>
+        </w:rPr>
+        <w:t>Za. 14:8</w:t>
+      </w:r>
       <w:r>
         <w:rPr>
           <w:lang w:val="id_ID" w:bidi="id_ID"/>
         </w:rPr>
         <w:t xml:space="preserve">; </w:t>
       </w:r>
-      <w:hyperlink r:id="rId94">
-        <w:r>
-          <w:rPr>
-            <w:lang w:val="id_ID" w:bidi="id_ID"/>
-          </w:rPr>
-          <w:rPr>
-            <w:color w:val="0000EE"/>
-            <w:u w:val="single"/>
-          </w:rPr>
-          <w:t>Why. 22:1–2</w:t>
-        </w:r>
-      </w:hyperlink>
+      <w:r>
+        <w:rPr>
+          <w:lang w:val="id_ID" w:bidi="id_ID"/>
+        </w:rPr>
+        <w:t>Why. 22:1–2</w:t>
+      </w:r>
       <w:r>
         <w:rPr>
           <w:lang w:val="id_ID" w:bidi="id_ID"/>
@@ -5029,84 +4459,54 @@
         </w:rPr>
         <w:t xml:space="preserve">Penutup nubuat Yoel berlawanan dengan awalnya. Dalam </w:t>
       </w:r>
-      <w:hyperlink r:id="rId17">
-        <w:r>
-          <w:rPr>
-            <w:lang w:val="id_ID" w:bidi="id_ID"/>
-          </w:rPr>
-          <w:rPr>
-            <w:color w:val="0000EE"/>
-            <w:u w:val="single"/>
-          </w:rPr>
-          <w:t xml:space="preserve">Yoel </w:t>
-        </w:r>
-      </w:hyperlink>
-      <w:hyperlink r:id="rId26">
-        <w:r>
-          <w:rPr>
-            <w:lang w:val="id_ID" w:bidi="id_ID"/>
-          </w:rPr>
-          <w:rPr>
-            <w:color w:val="0000EE"/>
-            <w:u w:val="single"/>
-          </w:rPr>
-          <w:t>1:1–20</w:t>
-        </w:r>
-      </w:hyperlink>
+      <w:r>
+        <w:rPr>
+          <w:lang w:val="id_ID" w:bidi="id_ID"/>
+        </w:rPr>
+        <w:t xml:space="preserve">Yoel </w:t>
+      </w:r>
+      <w:r>
+        <w:rPr>
+          <w:lang w:val="id_ID" w:bidi="id_ID"/>
+        </w:rPr>
+        <w:t>1:1–20</w:t>
+      </w:r>
       <w:r>
         <w:rPr>
           <w:lang w:val="id_ID" w:bidi="id_ID"/>
         </w:rPr>
         <w:t xml:space="preserve">, masa depan Yehuda tampak sangat diragukan. Wabah dan kekeringan, sebagai tanda-tanda penghakiman ilahi, mengancam keberadaan Yehuda. Sekarang, Yoel mengakhiri nubuatnya dengan jaminan ilahi bahwa Yehuda dan Yerusalem akan bertahan sepanjang masa. Umat Allah di setiap generasi merasa aman dalam pengharapan bahwa kerajaan-Nya akan memerintah atas langit dan bumi (lihat juga </w:t>
       </w:r>
-      <w:hyperlink r:id="rId95">
-        <w:r>
-          <w:rPr>
-            <w:lang w:val="id_ID" w:bidi="id_ID"/>
-          </w:rPr>
-          <w:rPr>
-            <w:color w:val="0000EE"/>
-            <w:u w:val="single"/>
-          </w:rPr>
-          <w:t>Yes. 9:6–7</w:t>
-        </w:r>
-      </w:hyperlink>
+      <w:r>
+        <w:rPr>
+          <w:lang w:val="id_ID" w:bidi="id_ID"/>
+        </w:rPr>
+        <w:t>Yes. 9:6–7</w:t>
+      </w:r>
       <w:r>
         <w:rPr>
           <w:lang w:val="id_ID" w:bidi="id_ID"/>
         </w:rPr>
         <w:t xml:space="preserve">; </w:t>
       </w:r>
-      <w:hyperlink r:id="rId96">
-        <w:r>
-          <w:rPr>
-            <w:lang w:val="id_ID" w:bidi="id_ID"/>
-          </w:rPr>
-          <w:rPr>
-            <w:color w:val="0000EE"/>
-            <w:u w:val="single"/>
-          </w:rPr>
-          <w:t>Dan. 2:44</w:t>
-        </w:r>
-      </w:hyperlink>
+      <w:r>
+        <w:rPr>
+          <w:lang w:val="id_ID" w:bidi="id_ID"/>
+        </w:rPr>
+        <w:t>Dan. 2:44</w:t>
+      </w:r>
       <w:r>
         <w:rPr>
           <w:lang w:val="id_ID" w:bidi="id_ID"/>
         </w:rPr>
         <w:t xml:space="preserve">; </w:t>
       </w:r>
-      <w:hyperlink r:id="rId97">
-        <w:r>
-          <w:rPr>
-            <w:lang w:val="id_ID" w:bidi="id_ID"/>
-          </w:rPr>
-          <w:rPr>
-            <w:color w:val="0000EE"/>
-            <w:u w:val="single"/>
-          </w:rPr>
-          <w:t>7:13–14</w:t>
-        </w:r>
-      </w:hyperlink>
+      <w:r>
+        <w:rPr>
+          <w:lang w:val="id_ID" w:bidi="id_ID"/>
+        </w:rPr>
+        <w:t>7:13–14</w:t>
+      </w:r>
       <w:r>
         <w:rPr>
           <w:lang w:val="id_ID" w:bidi="id_ID"/>
